--- a/transcripts/Oilfield 360/OF360 Transcript Files/OF360-02-26-Amerino Gatti.docx
+++ b/transcripts/Oilfield 360/OF360 Transcript Files/OF360-02-26-Amerino Gatti.docx
@@ -1,7 +1,6 @@
 
 <file path=word/document.xml><?xml version="1.0" encoding="utf-8"?>
-<w:document xmlns:wpc="http://schemas.microsoft.com/office/word/2010/wordprocessingCanvas" xmlns:mc="http://schemas.openxmlformats.org/markup-compatibility/2006" xmlns:o="urn:schemas-microsoft-com:office:office" xmlns:r="http://schemas.openxmlformats.org/officeDocument/2006/relationships" xmlns:m="http://schemas.openxmlformats.org/officeDocument/2006/math" xmlns:v="urn:schemas-microsoft-com:vml" xmlns:wp14="http://schemas.microsoft.com/office/word/2010/wordprocessingDrawing" xmlns:wp="http://schemas.openxmlformats.org/drawingml/2006/wordprocessingDrawing" xmlns:w10="urn:schemas-microsoft-com:office:word" xmlns:w="http://schemas.openxmlformats.org/wordprocessingml/2006/main" xmlns:w14="http://schemas.microsoft.com/office/word/2010/wordml" xmlns:w15="http://schemas.microsoft.com/office/word/2012/wordml" xmlns:wpg="http://schemas.microsoft.com/office/word/2010/wordprocessingGroup" xmlns:wpi="http://schemas.microsoft.com/office/word/2010/wordprocessingInk" xmlns:wne="http://schemas.microsoft.com/office/word/2006/wordml" xmlns:wps="http://schemas.microsoft.com/office/word/2010/wordprocessingShape" mc:Ignorable="w14 w15 wp14">
-  <w:background w:color="FFFFFF"/>
+<w:document xmlns:wpc="http://schemas.microsoft.com/office/word/2010/wordprocessingCanvas" xmlns:mc="http://schemas.openxmlformats.org/markup-compatibility/2006" xmlns:o="urn:schemas-microsoft-com:office:office" xmlns:r="http://schemas.openxmlformats.org/officeDocument/2006/relationships" xmlns:m="http://schemas.openxmlformats.org/officeDocument/2006/math" xmlns:v="urn:schemas-microsoft-com:vml" xmlns:wp14="http://schemas.microsoft.com/office/word/2010/wordprocessingDrawing" xmlns:wp="http://schemas.openxmlformats.org/drawingml/2006/wordprocessingDrawing" xmlns:w10="urn:schemas-microsoft-com:office:word" xmlns:w="http://schemas.openxmlformats.org/wordprocessingml/2006/main" xmlns:w14="http://schemas.microsoft.com/office/word/2010/wordml" xmlns:w15="http://schemas.microsoft.com/office/word/2012/wordml" xmlns:wpg="http://schemas.microsoft.com/office/word/2010/wordprocessingGroup" xmlns:wpi="http://schemas.microsoft.com/office/word/2010/wordprocessingInk" xmlns:wne="http://schemas.microsoft.com/office/word/2006/wordml" xmlns:wps="http://schemas.microsoft.com/office/word/2010/wordprocessingShape" xmlns:cx="http://schemas.microsoft.com/office/drawing/2014/chartex" xmlns:cx1="http://schemas.microsoft.com/office/drawing/2015/9/8/chartex" xmlns:cx2="http://schemas.microsoft.com/office/drawing/2015/10/21/chartex" xmlns:cx3="http://schemas.microsoft.com/office/drawing/2016/5/9/chartex" xmlns:cx4="http://schemas.microsoft.com/office/drawing/2016/5/10/chartex" xmlns:cx5="http://schemas.microsoft.com/office/drawing/2016/5/11/chartex" xmlns:cx6="http://schemas.microsoft.com/office/drawing/2016/5/12/chartex" xmlns:cx7="http://schemas.microsoft.com/office/drawing/2016/5/13/chartex" xmlns:cx8="http://schemas.microsoft.com/office/drawing/2016/5/14/chartex" xmlns:aink="http://schemas.microsoft.com/office/drawing/2016/ink" xmlns:am3d="http://schemas.microsoft.com/office/drawing/2017/model3d" xmlns:w16cex="http://schemas.microsoft.com/office/word/2018/wordml/cex" xmlns:w16cid="http://schemas.microsoft.com/office/word/2016/wordml/cid" xmlns:w16="http://schemas.microsoft.com/office/word/2018/wordml" xmlns:w16sdtdh="http://schemas.microsoft.com/office/word/2020/wordml/sdtdatahash" xmlns:w16se="http://schemas.microsoft.com/office/word/2015/wordml/symex" mc:Ignorable="w14 w15 wp14">
   <w:body>
     <w:p>
       <w:pPr>
@@ -26,9 +25,9 @@
       </w:r>
       <w:r>
         <w:rPr>
-          <w:b w:val="true"/>
-          <w:bCs w:val="true"/>
-          <w:color w:val="72B372"/>
+          <w:b/>
+          <w:bCs/>
+          <w:color w:val="489872"/>
         </w:rPr>
         <w:t xml:space="preserve">AI:</w:t>
       </w:r>
@@ -51,9 +50,9 @@
       </w:r>
       <w:r>
         <w:rPr>
-          <w:b w:val="true"/>
-          <w:bCs w:val="true"/>
-          <w:color w:val="72B372"/>
+          <w:b/>
+          <w:bCs/>
+          <w:color w:val="489872"/>
         </w:rPr>
         <w:t xml:space="preserve">AI:</w:t>
       </w:r>
@@ -76,9 +75,9 @@
       </w:r>
       <w:r>
         <w:rPr>
-          <w:b w:val="true"/>
-          <w:bCs w:val="true"/>
-          <w:color w:val="72B372"/>
+          <w:b/>
+          <w:bCs/>
+          <w:color w:val="489872"/>
         </w:rPr>
         <w:t xml:space="preserve">AI:</w:t>
       </w:r>
@@ -110,9 +109,9 @@
       </w:r>
       <w:r>
         <w:rPr>
-          <w:b w:val="true"/>
-          <w:bCs w:val="true"/>
-          <w:color w:val="72B372"/>
+          <w:b/>
+          <w:bCs/>
+          <w:color w:val="489872"/>
         </w:rPr>
         <w:t xml:space="preserve">AI:</w:t>
       </w:r>
@@ -135,9 +134,9 @@
       </w:r>
       <w:r>
         <w:rPr>
-          <w:b w:val="true"/>
-          <w:bCs w:val="true"/>
-          <w:color w:val="72B372"/>
+          <w:b/>
+          <w:bCs/>
+          <w:color w:val="489872"/>
         </w:rPr>
         <w:t xml:space="preserve">AI:</w:t>
       </w:r>
@@ -160,9 +159,9 @@
       </w:r>
       <w:r>
         <w:rPr>
-          <w:b w:val="true"/>
-          <w:bCs w:val="true"/>
-          <w:color w:val="6600CC"/>
+          <w:b/>
+          <w:bCs/>
+          <w:color w:val="9C5DE1"/>
         </w:rPr>
         <w:t xml:space="preserve">David de Roode:</w:t>
       </w:r>
@@ -194,9 +193,9 @@
       </w:r>
       <w:r>
         <w:rPr>
-          <w:b w:val="true"/>
-          <w:bCs w:val="true"/>
-          <w:color w:val="DE4A1D"/>
+          <w:b/>
+          <w:bCs/>
+          <w:color w:val="DC7D3E"/>
         </w:rPr>
         <w:t xml:space="preserve">Victoria Beard Queen:</w:t>
       </w:r>
@@ -219,9 +218,9 @@
       </w:r>
       <w:r>
         <w:rPr>
-          <w:b w:val="true"/>
-          <w:bCs w:val="true"/>
-          <w:color w:val="6600CC"/>
+          <w:b/>
+          <w:bCs/>
+          <w:color w:val="9C5DE1"/>
         </w:rPr>
         <w:t xml:space="preserve">David de Roode:</w:t>
       </w:r>
@@ -244,9 +243,9 @@
       </w:r>
       <w:r>
         <w:rPr>
-          <w:b w:val="true"/>
-          <w:bCs w:val="true"/>
-          <w:color w:val="6600CC"/>
+          <w:b/>
+          <w:bCs/>
+          <w:color w:val="9C5DE1"/>
         </w:rPr>
         <w:t xml:space="preserve">David de Roode:</w:t>
       </w:r>
@@ -269,9 +268,9 @@
       </w:r>
       <w:r>
         <w:rPr>
-          <w:b w:val="true"/>
-          <w:bCs w:val="true"/>
-          <w:color w:val="DE4A1D"/>
+          <w:b/>
+          <w:bCs/>
+          <w:color w:val="DC7D3E"/>
         </w:rPr>
         <w:t xml:space="preserve">Victoria Beard Queen:</w:t>
       </w:r>
@@ -294,9 +293,9 @@
       </w:r>
       <w:r>
         <w:rPr>
-          <w:b w:val="true"/>
-          <w:bCs w:val="true"/>
-          <w:color w:val="6600CC"/>
+          <w:b/>
+          <w:bCs/>
+          <w:color w:val="9C5DE1"/>
         </w:rPr>
         <w:t xml:space="preserve">David de Roode:</w:t>
       </w:r>
@@ -319,9 +318,9 @@
       </w:r>
       <w:r>
         <w:rPr>
-          <w:b w:val="true"/>
-          <w:bCs w:val="true"/>
-          <w:color w:val="DE4A1D"/>
+          <w:b/>
+          <w:bCs/>
+          <w:color w:val="DC7D3E"/>
         </w:rPr>
         <w:t xml:space="preserve">Victoria Beard Queen:</w:t>
       </w:r>
@@ -344,8 +343,8 @@
       </w:r>
       <w:r>
         <w:rPr>
-          <w:b w:val="true"/>
-          <w:bCs w:val="true"/>
+          <w:b/>
+          <w:bCs/>
           <w:color w:val="583E31"/>
         </w:rPr>
         <w:t xml:space="preserve">Amerino Gatti:</w:t>
@@ -369,9 +368,9 @@
       </w:r>
       <w:r>
         <w:rPr>
-          <w:b w:val="true"/>
-          <w:bCs w:val="true"/>
-          <w:color w:val="DE4A1D"/>
+          <w:b/>
+          <w:bCs/>
+          <w:color w:val="DC7D3E"/>
         </w:rPr>
         <w:t xml:space="preserve">Victoria Beard Queen:</w:t>
       </w:r>
@@ -394,9 +393,9 @@
       </w:r>
       <w:r>
         <w:rPr>
-          <w:b w:val="true"/>
-          <w:bCs w:val="true"/>
-          <w:color w:val="DE4A1D"/>
+          <w:b/>
+          <w:bCs/>
+          <w:color w:val="DC7D3E"/>
         </w:rPr>
         <w:t xml:space="preserve">Victoria Beard Queen:</w:t>
       </w:r>
@@ -419,9 +418,9 @@
       </w:r>
       <w:r>
         <w:rPr>
-          <w:b w:val="true"/>
-          <w:bCs w:val="true"/>
-          <w:color w:val="6600CC"/>
+          <w:b/>
+          <w:bCs/>
+          <w:color w:val="9C5DE1"/>
         </w:rPr>
         <w:t xml:space="preserve">David de Roode:</w:t>
       </w:r>
@@ -444,9 +443,9 @@
       </w:r>
       <w:r>
         <w:rPr>
-          <w:b w:val="true"/>
-          <w:bCs w:val="true"/>
-          <w:color w:val="DE4A1D"/>
+          <w:b/>
+          <w:bCs/>
+          <w:color w:val="DC7D3E"/>
         </w:rPr>
         <w:t xml:space="preserve">Victoria Beard Queen:</w:t>
       </w:r>
@@ -469,8 +468,8 @@
       </w:r>
       <w:r>
         <w:rPr>
-          <w:b w:val="true"/>
-          <w:bCs w:val="true"/>
+          <w:b/>
+          <w:bCs/>
           <w:color w:val="583E31"/>
         </w:rPr>
         <w:t xml:space="preserve">Amerino Gatti:</w:t>
@@ -494,8 +493,8 @@
       </w:r>
       <w:r>
         <w:rPr>
-          <w:b w:val="true"/>
-          <w:bCs w:val="true"/>
+          <w:b/>
+          <w:bCs/>
           <w:color w:val="583E31"/>
         </w:rPr>
         <w:t xml:space="preserve">Amerino Gatti:</w:t>
@@ -528,9 +527,9 @@
       </w:r>
       <w:r>
         <w:rPr>
-          <w:b w:val="true"/>
-          <w:bCs w:val="true"/>
-          <w:color w:val="DE4A1D"/>
+          <w:b/>
+          <w:bCs/>
+          <w:color w:val="DC7D3E"/>
         </w:rPr>
         <w:t xml:space="preserve">Victoria Beard Queen:</w:t>
       </w:r>
@@ -553,9 +552,9 @@
       </w:r>
       <w:r>
         <w:rPr>
-          <w:b w:val="true"/>
-          <w:bCs w:val="true"/>
-          <w:color w:val="6600CC"/>
+          <w:b/>
+          <w:bCs/>
+          <w:color w:val="9C5DE1"/>
         </w:rPr>
         <w:t xml:space="preserve">David de Roode:</w:t>
       </w:r>
@@ -578,9 +577,9 @@
       </w:r>
       <w:r>
         <w:rPr>
-          <w:b w:val="true"/>
-          <w:bCs w:val="true"/>
-          <w:color w:val="6600CC"/>
+          <w:b/>
+          <w:bCs/>
+          <w:color w:val="9C5DE1"/>
         </w:rPr>
         <w:t xml:space="preserve">David de Roode:</w:t>
       </w:r>
@@ -603,8 +602,8 @@
       </w:r>
       <w:r>
         <w:rPr>
-          <w:b w:val="true"/>
-          <w:bCs w:val="true"/>
+          <w:b/>
+          <w:bCs/>
           <w:color w:val="583E31"/>
         </w:rPr>
         <w:t xml:space="preserve">Amerino Gatti:</w:t>
@@ -628,9 +627,9 @@
       </w:r>
       <w:r>
         <w:rPr>
-          <w:b w:val="true"/>
-          <w:bCs w:val="true"/>
-          <w:color w:val="6600CC"/>
+          <w:b/>
+          <w:bCs/>
+          <w:color w:val="9C5DE1"/>
         </w:rPr>
         <w:t xml:space="preserve">David de Roode:</w:t>
       </w:r>
@@ -653,8 +652,8 @@
       </w:r>
       <w:r>
         <w:rPr>
-          <w:b w:val="true"/>
-          <w:bCs w:val="true"/>
+          <w:b/>
+          <w:bCs/>
           <w:color w:val="583E31"/>
         </w:rPr>
         <w:t xml:space="preserve">Amerino Gatti:</w:t>
@@ -678,8 +677,8 @@
       </w:r>
       <w:r>
         <w:rPr>
-          <w:b w:val="true"/>
-          <w:bCs w:val="true"/>
+          <w:b/>
+          <w:bCs/>
           <w:color w:val="583E31"/>
         </w:rPr>
         <w:t xml:space="preserve">Amerino Gatti:</w:t>
@@ -703,8 +702,8 @@
       </w:r>
       <w:r>
         <w:rPr>
-          <w:b w:val="true"/>
-          <w:bCs w:val="true"/>
+          <w:b/>
+          <w:bCs/>
           <w:color w:val="583E31"/>
         </w:rPr>
         <w:t xml:space="preserve">Amerino Gatti:</w:t>
@@ -737,8 +736,8 @@
       </w:r>
       <w:r>
         <w:rPr>
-          <w:b w:val="true"/>
-          <w:bCs w:val="true"/>
+          <w:b/>
+          <w:bCs/>
           <w:color w:val="583E31"/>
         </w:rPr>
         <w:t xml:space="preserve">Amerino Gatti:</w:t>
@@ -762,9 +761,9 @@
       </w:r>
       <w:r>
         <w:rPr>
-          <w:b w:val="true"/>
-          <w:bCs w:val="true"/>
-          <w:color w:val="DE4A1D"/>
+          <w:b/>
+          <w:bCs/>
+          <w:color w:val="DC7D3E"/>
         </w:rPr>
         <w:t xml:space="preserve">Victoria Beard Queen:</w:t>
       </w:r>
@@ -787,8 +786,8 @@
       </w:r>
       <w:r>
         <w:rPr>
-          <w:b w:val="true"/>
-          <w:bCs w:val="true"/>
+          <w:b/>
+          <w:bCs/>
           <w:color w:val="583E31"/>
         </w:rPr>
         <w:t xml:space="preserve">Amerino Gatti:</w:t>
@@ -812,9 +811,9 @@
       </w:r>
       <w:r>
         <w:rPr>
-          <w:b w:val="true"/>
-          <w:bCs w:val="true"/>
-          <w:color w:val="6600CC"/>
+          <w:b/>
+          <w:bCs/>
+          <w:color w:val="9C5DE1"/>
         </w:rPr>
         <w:t xml:space="preserve">David de Roode:</w:t>
       </w:r>
@@ -837,8 +836,8 @@
       </w:r>
       <w:r>
         <w:rPr>
-          <w:b w:val="true"/>
-          <w:bCs w:val="true"/>
+          <w:b/>
+          <w:bCs/>
           <w:color w:val="583E31"/>
         </w:rPr>
         <w:t xml:space="preserve">Amerino Gatti:</w:t>
@@ -862,8 +861,8 @@
       </w:r>
       <w:r>
         <w:rPr>
-          <w:b w:val="true"/>
-          <w:bCs w:val="true"/>
+          <w:b/>
+          <w:bCs/>
           <w:color w:val="583E31"/>
         </w:rPr>
         <w:t xml:space="preserve">Amerino Gatti:</w:t>
@@ -887,9 +886,9 @@
       </w:r>
       <w:r>
         <w:rPr>
-          <w:b w:val="true"/>
-          <w:bCs w:val="true"/>
-          <w:color w:val="6600CC"/>
+          <w:b/>
+          <w:bCs/>
+          <w:color w:val="9C5DE1"/>
         </w:rPr>
         <w:t xml:space="preserve">David de Roode:</w:t>
       </w:r>
@@ -912,9 +911,9 @@
       </w:r>
       <w:r>
         <w:rPr>
-          <w:b w:val="true"/>
-          <w:bCs w:val="true"/>
-          <w:color w:val="DE4A1D"/>
+          <w:b/>
+          <w:bCs/>
+          <w:color w:val="DC7D3E"/>
         </w:rPr>
         <w:t xml:space="preserve">Victoria Beard Queen:</w:t>
       </w:r>
@@ -946,8 +945,8 @@
       </w:r>
       <w:r>
         <w:rPr>
-          <w:b w:val="true"/>
-          <w:bCs w:val="true"/>
+          <w:b/>
+          <w:bCs/>
           <w:color w:val="583E31"/>
         </w:rPr>
         <w:t xml:space="preserve">Amerino Gatti:</w:t>
@@ -971,8 +970,8 @@
       </w:r>
       <w:r>
         <w:rPr>
-          <w:b w:val="true"/>
-          <w:bCs w:val="true"/>
+          <w:b/>
+          <w:bCs/>
           <w:color w:val="583E31"/>
         </w:rPr>
         <w:t xml:space="preserve">Amerino Gatti:</w:t>
@@ -996,9 +995,9 @@
       </w:r>
       <w:r>
         <w:rPr>
-          <w:b w:val="true"/>
-          <w:bCs w:val="true"/>
-          <w:color w:val="6600CC"/>
+          <w:b/>
+          <w:bCs/>
+          <w:color w:val="9C5DE1"/>
         </w:rPr>
         <w:t xml:space="preserve">David de Roode:</w:t>
       </w:r>
@@ -1021,9 +1020,9 @@
       </w:r>
       <w:r>
         <w:rPr>
-          <w:b w:val="true"/>
-          <w:bCs w:val="true"/>
-          <w:color w:val="6600CC"/>
+          <w:b/>
+          <w:bCs/>
+          <w:color w:val="9C5DE1"/>
         </w:rPr>
         <w:t xml:space="preserve">David de Roode:</w:t>
       </w:r>
@@ -1046,8 +1045,8 @@
       </w:r>
       <w:r>
         <w:rPr>
-          <w:b w:val="true"/>
-          <w:bCs w:val="true"/>
+          <w:b/>
+          <w:bCs/>
           <w:color w:val="583E31"/>
         </w:rPr>
         <w:t xml:space="preserve">Amerino Gatti:</w:t>
@@ -1071,9 +1070,9 @@
       </w:r>
       <w:r>
         <w:rPr>
-          <w:b w:val="true"/>
-          <w:bCs w:val="true"/>
-          <w:color w:val="6600CC"/>
+          <w:b/>
+          <w:bCs/>
+          <w:color w:val="9C5DE1"/>
         </w:rPr>
         <w:t xml:space="preserve">David de Roode:</w:t>
       </w:r>
@@ -1096,8 +1095,8 @@
       </w:r>
       <w:r>
         <w:rPr>
-          <w:b w:val="true"/>
-          <w:bCs w:val="true"/>
+          <w:b/>
+          <w:bCs/>
           <w:color w:val="583E31"/>
         </w:rPr>
         <w:t xml:space="preserve">Amerino Gatti:</w:t>
@@ -1121,8 +1120,8 @@
       </w:r>
       <w:r>
         <w:rPr>
-          <w:b w:val="true"/>
-          <w:bCs w:val="true"/>
+          <w:b/>
+          <w:bCs/>
           <w:color w:val="583E31"/>
         </w:rPr>
         <w:t xml:space="preserve">Amerino Gatti:</w:t>
@@ -1155,9 +1154,9 @@
       </w:r>
       <w:r>
         <w:rPr>
-          <w:b w:val="true"/>
-          <w:bCs w:val="true"/>
-          <w:color w:val="6600CC"/>
+          <w:b/>
+          <w:bCs/>
+          <w:color w:val="9C5DE1"/>
         </w:rPr>
         <w:t xml:space="preserve">David de Roode:</w:t>
       </w:r>
@@ -1180,8 +1179,8 @@
       </w:r>
       <w:r>
         <w:rPr>
-          <w:b w:val="true"/>
-          <w:bCs w:val="true"/>
+          <w:b/>
+          <w:bCs/>
           <w:color w:val="583E31"/>
         </w:rPr>
         <w:t xml:space="preserve">Amerino Gatti:</w:t>
@@ -1205,8 +1204,8 @@
       </w:r>
       <w:r>
         <w:rPr>
-          <w:b w:val="true"/>
-          <w:bCs w:val="true"/>
+          <w:b/>
+          <w:bCs/>
           <w:color w:val="583E31"/>
         </w:rPr>
         <w:t xml:space="preserve">Amerino Gatti:</w:t>
@@ -1230,9 +1229,9 @@
       </w:r>
       <w:r>
         <w:rPr>
-          <w:b w:val="true"/>
-          <w:bCs w:val="true"/>
-          <w:color w:val="6600CC"/>
+          <w:b/>
+          <w:bCs/>
+          <w:color w:val="9C5DE1"/>
         </w:rPr>
         <w:t xml:space="preserve">David de Roode:</w:t>
       </w:r>
@@ -1255,9 +1254,9 @@
       </w:r>
       <w:r>
         <w:rPr>
-          <w:b w:val="true"/>
-          <w:bCs w:val="true"/>
-          <w:color w:val="DE4A1D"/>
+          <w:b/>
+          <w:bCs/>
+          <w:color w:val="DC7D3E"/>
         </w:rPr>
         <w:t xml:space="preserve">Victoria Beard Queen:</w:t>
       </w:r>
@@ -1289,9 +1288,9 @@
       </w:r>
       <w:r>
         <w:rPr>
-          <w:b w:val="true"/>
-          <w:bCs w:val="true"/>
-          <w:color w:val="DE4A1D"/>
+          <w:b/>
+          <w:bCs/>
+          <w:color w:val="DC7D3E"/>
         </w:rPr>
         <w:t xml:space="preserve">Victoria Beard Queen:</w:t>
       </w:r>
@@ -1314,8 +1313,8 @@
       </w:r>
       <w:r>
         <w:rPr>
-          <w:b w:val="true"/>
-          <w:bCs w:val="true"/>
+          <w:b/>
+          <w:bCs/>
           <w:color w:val="583E31"/>
         </w:rPr>
         <w:t xml:space="preserve">Amerino Gatti:</w:t>
@@ -1339,8 +1338,8 @@
       </w:r>
       <w:r>
         <w:rPr>
-          <w:b w:val="true"/>
-          <w:bCs w:val="true"/>
+          <w:b/>
+          <w:bCs/>
           <w:color w:val="583E31"/>
         </w:rPr>
         <w:t xml:space="preserve">Amerino Gatti:</w:t>
@@ -1364,8 +1363,8 @@
       </w:r>
       <w:r>
         <w:rPr>
-          <w:b w:val="true"/>
-          <w:bCs w:val="true"/>
+          <w:b/>
+          <w:bCs/>
           <w:color w:val="583E31"/>
         </w:rPr>
         <w:t xml:space="preserve">Amerino Gatti:</w:t>
@@ -1398,8 +1397,8 @@
       </w:r>
       <w:r>
         <w:rPr>
-          <w:b w:val="true"/>
-          <w:bCs w:val="true"/>
+          <w:b/>
+          <w:bCs/>
           <w:color w:val="583E31"/>
         </w:rPr>
         <w:t xml:space="preserve">Amerino Gatti:</w:t>
@@ -1423,9 +1422,9 @@
       </w:r>
       <w:r>
         <w:rPr>
-          <w:b w:val="true"/>
-          <w:bCs w:val="true"/>
-          <w:color w:val="DE4A1D"/>
+          <w:b/>
+          <w:bCs/>
+          <w:color w:val="DC7D3E"/>
         </w:rPr>
         <w:t xml:space="preserve">Victoria Beard Queen:</w:t>
       </w:r>
@@ -1448,8 +1447,8 @@
       </w:r>
       <w:r>
         <w:rPr>
-          <w:b w:val="true"/>
-          <w:bCs w:val="true"/>
+          <w:b/>
+          <w:bCs/>
           <w:color w:val="583E31"/>
         </w:rPr>
         <w:t xml:space="preserve">Amerino Gatti:</w:t>
@@ -1473,9 +1472,9 @@
       </w:r>
       <w:r>
         <w:rPr>
-          <w:b w:val="true"/>
-          <w:bCs w:val="true"/>
-          <w:color w:val="DE4A1D"/>
+          <w:b/>
+          <w:bCs/>
+          <w:color w:val="DC7D3E"/>
         </w:rPr>
         <w:t xml:space="preserve">Victoria Beard Queen:</w:t>
       </w:r>
@@ -1498,8 +1497,8 @@
       </w:r>
       <w:r>
         <w:rPr>
-          <w:b w:val="true"/>
-          <w:bCs w:val="true"/>
+          <w:b/>
+          <w:bCs/>
           <w:color w:val="583E31"/>
         </w:rPr>
         <w:t xml:space="preserve">Amerino Gatti:</w:t>
@@ -1523,8 +1522,8 @@
       </w:r>
       <w:r>
         <w:rPr>
-          <w:b w:val="true"/>
-          <w:bCs w:val="true"/>
+          <w:b/>
+          <w:bCs/>
           <w:color w:val="583E31"/>
         </w:rPr>
         <w:t xml:space="preserve">Amerino Gatti:</w:t>
@@ -1557,9 +1556,9 @@
       </w:r>
       <w:r>
         <w:rPr>
-          <w:b w:val="true"/>
-          <w:bCs w:val="true"/>
-          <w:color w:val="6600CC"/>
+          <w:b/>
+          <w:bCs/>
+          <w:color w:val="9C5DE1"/>
         </w:rPr>
         <w:t xml:space="preserve">David de Roode:</w:t>
       </w:r>
@@ -1582,9 +1581,9 @@
       </w:r>
       <w:r>
         <w:rPr>
-          <w:b w:val="true"/>
-          <w:bCs w:val="true"/>
-          <w:color w:val="6600CC"/>
+          <w:b/>
+          <w:bCs/>
+          <w:color w:val="9C5DE1"/>
         </w:rPr>
         <w:t xml:space="preserve">David de Roode:</w:t>
       </w:r>
@@ -1607,8 +1606,8 @@
       </w:r>
       <w:r>
         <w:rPr>
-          <w:b w:val="true"/>
-          <w:bCs w:val="true"/>
+          <w:b/>
+          <w:bCs/>
           <w:color w:val="583E31"/>
         </w:rPr>
         <w:t xml:space="preserve">Amerino Gatti:</w:t>
@@ -1632,8 +1631,8 @@
       </w:r>
       <w:r>
         <w:rPr>
-          <w:b w:val="true"/>
-          <w:bCs w:val="true"/>
+          <w:b/>
+          <w:bCs/>
           <w:color w:val="583E31"/>
         </w:rPr>
         <w:t xml:space="preserve">Amerino Gatti:</w:t>
@@ -1666,8 +1665,8 @@
       </w:r>
       <w:r>
         <w:rPr>
-          <w:b w:val="true"/>
-          <w:bCs w:val="true"/>
+          <w:b/>
+          <w:bCs/>
           <w:color w:val="583E31"/>
         </w:rPr>
         <w:t xml:space="preserve">Amerino Gatti:</w:t>
@@ -1691,8 +1690,8 @@
       </w:r>
       <w:r>
         <w:rPr>
-          <w:b w:val="true"/>
-          <w:bCs w:val="true"/>
+          <w:b/>
+          <w:bCs/>
           <w:color w:val="583E31"/>
         </w:rPr>
         <w:t xml:space="preserve">Amerino Gatti:</w:t>
@@ -1716,9 +1715,9 @@
       </w:r>
       <w:r>
         <w:rPr>
-          <w:b w:val="true"/>
-          <w:bCs w:val="true"/>
-          <w:color w:val="DE4A1D"/>
+          <w:b/>
+          <w:bCs/>
+          <w:color w:val="DC7D3E"/>
         </w:rPr>
         <w:t xml:space="preserve">Victoria Beard Queen:</w:t>
       </w:r>
@@ -1741,8 +1740,8 @@
       </w:r>
       <w:r>
         <w:rPr>
-          <w:b w:val="true"/>
-          <w:bCs w:val="true"/>
+          <w:b/>
+          <w:bCs/>
           <w:color w:val="583E31"/>
         </w:rPr>
         <w:t xml:space="preserve">Amerino Gatti:</w:t>
@@ -1766,9 +1765,9 @@
       </w:r>
       <w:r>
         <w:rPr>
-          <w:b w:val="true"/>
-          <w:bCs w:val="true"/>
-          <w:color w:val="DE4A1D"/>
+          <w:b/>
+          <w:bCs/>
+          <w:color w:val="DC7D3E"/>
         </w:rPr>
         <w:t xml:space="preserve">Victoria Beard Queen:</w:t>
       </w:r>
@@ -1791,8 +1790,8 @@
       </w:r>
       <w:r>
         <w:rPr>
-          <w:b w:val="true"/>
-          <w:bCs w:val="true"/>
+          <w:b/>
+          <w:bCs/>
           <w:color w:val="583E31"/>
         </w:rPr>
         <w:t xml:space="preserve">Amerino Gatti:</w:t>
@@ -1825,9 +1824,9 @@
       </w:r>
       <w:r>
         <w:rPr>
-          <w:b w:val="true"/>
-          <w:bCs w:val="true"/>
-          <w:color w:val="DE4A1D"/>
+          <w:b/>
+          <w:bCs/>
+          <w:color w:val="DC7D3E"/>
         </w:rPr>
         <w:t xml:space="preserve">Victoria Beard Queen:</w:t>
       </w:r>
@@ -1850,9 +1849,9 @@
       </w:r>
       <w:r>
         <w:rPr>
-          <w:b w:val="true"/>
-          <w:bCs w:val="true"/>
-          <w:color w:val="DE4A1D"/>
+          <w:b/>
+          <w:bCs/>
+          <w:color w:val="DC7D3E"/>
         </w:rPr>
         <w:t xml:space="preserve">Victoria Beard Queen:</w:t>
       </w:r>
@@ -1875,8 +1874,8 @@
       </w:r>
       <w:r>
         <w:rPr>
-          <w:b w:val="true"/>
-          <w:bCs w:val="true"/>
+          <w:b/>
+          <w:bCs/>
           <w:color w:val="583E31"/>
         </w:rPr>
         <w:t xml:space="preserve">Amerino Gatti:</w:t>
@@ -1900,9 +1899,9 @@
       </w:r>
       <w:r>
         <w:rPr>
-          <w:b w:val="true"/>
-          <w:bCs w:val="true"/>
-          <w:color w:val="DE4A1D"/>
+          <w:b/>
+          <w:bCs/>
+          <w:color w:val="DC7D3E"/>
         </w:rPr>
         <w:t xml:space="preserve">Victoria Beard Queen:</w:t>
       </w:r>
@@ -1925,8 +1924,8 @@
       </w:r>
       <w:r>
         <w:rPr>
-          <w:b w:val="true"/>
-          <w:bCs w:val="true"/>
+          <w:b/>
+          <w:bCs/>
           <w:color w:val="583E31"/>
         </w:rPr>
         <w:t xml:space="preserve">Amerino Gatti:</w:t>
@@ -1950,9 +1949,9 @@
       </w:r>
       <w:r>
         <w:rPr>
-          <w:b w:val="true"/>
-          <w:bCs w:val="true"/>
-          <w:color w:val="6600CC"/>
+          <w:b/>
+          <w:bCs/>
+          <w:color w:val="9C5DE1"/>
         </w:rPr>
         <w:t xml:space="preserve">David de Roode:</w:t>
       </w:r>
@@ -1975,8 +1974,8 @@
       </w:r>
       <w:r>
         <w:rPr>
-          <w:b w:val="true"/>
-          <w:bCs w:val="true"/>
+          <w:b/>
+          <w:bCs/>
           <w:color w:val="583E31"/>
         </w:rPr>
         <w:t xml:space="preserve">Amerino Gatti:</w:t>
@@ -2000,8 +1999,8 @@
       </w:r>
       <w:r>
         <w:rPr>
-          <w:b w:val="true"/>
-          <w:bCs w:val="true"/>
+          <w:b/>
+          <w:bCs/>
           <w:color w:val="583E31"/>
         </w:rPr>
         <w:t xml:space="preserve">Amerino Gatti:</w:t>
@@ -2025,8 +2024,8 @@
       </w:r>
       <w:r>
         <w:rPr>
-          <w:b w:val="true"/>
-          <w:bCs w:val="true"/>
+          <w:b/>
+          <w:bCs/>
           <w:color w:val="583E31"/>
         </w:rPr>
         <w:t xml:space="preserve">Amerino Gatti:</w:t>
@@ -2059,8 +2058,8 @@
       </w:r>
       <w:r>
         <w:rPr>
-          <w:b w:val="true"/>
-          <w:bCs w:val="true"/>
+          <w:b/>
+          <w:bCs/>
           <w:color w:val="583E31"/>
         </w:rPr>
         <w:t xml:space="preserve">Amerino Gatti:</w:t>
@@ -2084,8 +2083,8 @@
       </w:r>
       <w:r>
         <w:rPr>
-          <w:b w:val="true"/>
-          <w:bCs w:val="true"/>
+          <w:b/>
+          <w:bCs/>
           <w:color w:val="583E31"/>
         </w:rPr>
         <w:t xml:space="preserve">Amerino Gatti:</w:t>
@@ -2118,9 +2117,9 @@
       </w:r>
       <w:r>
         <w:rPr>
-          <w:b w:val="true"/>
-          <w:bCs w:val="true"/>
-          <w:color w:val="6600CC"/>
+          <w:b/>
+          <w:bCs/>
+          <w:color w:val="9C5DE1"/>
         </w:rPr>
         <w:t xml:space="preserve">David de Roode:</w:t>
       </w:r>
@@ -2143,9 +2142,9 @@
       </w:r>
       <w:r>
         <w:rPr>
-          <w:b w:val="true"/>
-          <w:bCs w:val="true"/>
-          <w:color w:val="6600CC"/>
+          <w:b/>
+          <w:bCs/>
+          <w:color w:val="9C5DE1"/>
         </w:rPr>
         <w:t xml:space="preserve">David de Roode:</w:t>
       </w:r>
@@ -2168,9 +2167,9 @@
       </w:r>
       <w:r>
         <w:rPr>
-          <w:b w:val="true"/>
-          <w:bCs w:val="true"/>
-          <w:color w:val="6600CC"/>
+          <w:b/>
+          <w:bCs/>
+          <w:color w:val="9C5DE1"/>
         </w:rPr>
         <w:t xml:space="preserve">David de Roode:</w:t>
       </w:r>
@@ -2202,8 +2201,8 @@
       </w:r>
       <w:r>
         <w:rPr>
-          <w:b w:val="true"/>
-          <w:bCs w:val="true"/>
+          <w:b/>
+          <w:bCs/>
           <w:color w:val="583E31"/>
         </w:rPr>
         <w:t xml:space="preserve">Amerino Gatti:</w:t>
@@ -2227,8 +2226,8 @@
       </w:r>
       <w:r>
         <w:rPr>
-          <w:b w:val="true"/>
-          <w:bCs w:val="true"/>
+          <w:b/>
+          <w:bCs/>
           <w:color w:val="583E31"/>
         </w:rPr>
         <w:t xml:space="preserve">Amerino Gatti:</w:t>
@@ -2252,8 +2251,8 @@
       </w:r>
       <w:r>
         <w:rPr>
-          <w:b w:val="true"/>
-          <w:bCs w:val="true"/>
+          <w:b/>
+          <w:bCs/>
           <w:color w:val="583E31"/>
         </w:rPr>
         <w:t xml:space="preserve">Amerino Gatti:</w:t>
@@ -2286,8 +2285,8 @@
       </w:r>
       <w:r>
         <w:rPr>
-          <w:b w:val="true"/>
-          <w:bCs w:val="true"/>
+          <w:b/>
+          <w:bCs/>
           <w:color w:val="583E31"/>
         </w:rPr>
         <w:t xml:space="preserve">Amerino Gatti:</w:t>
@@ -2311,9 +2310,9 @@
       </w:r>
       <w:r>
         <w:rPr>
-          <w:b w:val="true"/>
-          <w:bCs w:val="true"/>
-          <w:color w:val="6600CC"/>
+          <w:b/>
+          <w:bCs/>
+          <w:color w:val="9C5DE1"/>
         </w:rPr>
         <w:t xml:space="preserve">David de Roode:</w:t>
       </w:r>
@@ -2336,8 +2335,8 @@
       </w:r>
       <w:r>
         <w:rPr>
-          <w:b w:val="true"/>
-          <w:bCs w:val="true"/>
+          <w:b/>
+          <w:bCs/>
           <w:color w:val="583E31"/>
         </w:rPr>
         <w:t xml:space="preserve">Amerino Gatti:</w:t>
@@ -2361,8 +2360,8 @@
       </w:r>
       <w:r>
         <w:rPr>
-          <w:b w:val="true"/>
-          <w:bCs w:val="true"/>
+          <w:b/>
+          <w:bCs/>
           <w:color w:val="583E31"/>
         </w:rPr>
         <w:t xml:space="preserve">Amerino Gatti:</w:t>
@@ -2395,8 +2394,8 @@
       </w:r>
       <w:r>
         <w:rPr>
-          <w:b w:val="true"/>
-          <w:bCs w:val="true"/>
+          <w:b/>
+          <w:bCs/>
           <w:color w:val="583E31"/>
         </w:rPr>
         <w:t xml:space="preserve">Amerino Gatti:</w:t>
@@ -2420,8 +2419,8 @@
       </w:r>
       <w:r>
         <w:rPr>
-          <w:b w:val="true"/>
-          <w:bCs w:val="true"/>
+          <w:b/>
+          <w:bCs/>
           <w:color w:val="583E31"/>
         </w:rPr>
         <w:t xml:space="preserve">Amerino Gatti:</w:t>
@@ -2445,9 +2444,9 @@
       </w:r>
       <w:r>
         <w:rPr>
-          <w:b w:val="true"/>
-          <w:bCs w:val="true"/>
-          <w:color w:val="6600CC"/>
+          <w:b/>
+          <w:bCs/>
+          <w:color w:val="9C5DE1"/>
         </w:rPr>
         <w:t xml:space="preserve">David de Roode:</w:t>
       </w:r>
@@ -2479,8 +2478,8 @@
       </w:r>
       <w:r>
         <w:rPr>
-          <w:b w:val="true"/>
-          <w:bCs w:val="true"/>
+          <w:b/>
+          <w:bCs/>
           <w:color w:val="583E31"/>
         </w:rPr>
         <w:t xml:space="preserve">Amerino Gatti:</w:t>
@@ -2504,9 +2503,9 @@
       </w:r>
       <w:r>
         <w:rPr>
-          <w:b w:val="true"/>
-          <w:bCs w:val="true"/>
-          <w:color w:val="6600CC"/>
+          <w:b/>
+          <w:bCs/>
+          <w:color w:val="9C5DE1"/>
         </w:rPr>
         <w:t xml:space="preserve">David de Roode:</w:t>
       </w:r>
@@ -2529,8 +2528,8 @@
       </w:r>
       <w:r>
         <w:rPr>
-          <w:b w:val="true"/>
-          <w:bCs w:val="true"/>
+          <w:b/>
+          <w:bCs/>
           <w:color w:val="583E31"/>
         </w:rPr>
         <w:t xml:space="preserve">Amerino Gatti:</w:t>
@@ -2554,9 +2553,9 @@
       </w:r>
       <w:r>
         <w:rPr>
-          <w:b w:val="true"/>
-          <w:bCs w:val="true"/>
-          <w:color w:val="6600CC"/>
+          <w:b/>
+          <w:bCs/>
+          <w:color w:val="9C5DE1"/>
         </w:rPr>
         <w:t xml:space="preserve">David de Roode:</w:t>
       </w:r>
@@ -2579,8 +2578,8 @@
       </w:r>
       <w:r>
         <w:rPr>
-          <w:b w:val="true"/>
-          <w:bCs w:val="true"/>
+          <w:b/>
+          <w:bCs/>
           <w:color w:val="583E31"/>
         </w:rPr>
         <w:t xml:space="preserve">Amerino Gatti:</w:t>
@@ -2604,9 +2603,9 @@
       </w:r>
       <w:r>
         <w:rPr>
-          <w:b w:val="true"/>
-          <w:bCs w:val="true"/>
-          <w:color w:val="6600CC"/>
+          <w:b/>
+          <w:bCs/>
+          <w:color w:val="9C5DE1"/>
         </w:rPr>
         <w:t xml:space="preserve">David de Roode:</w:t>
       </w:r>
@@ -2638,8 +2637,8 @@
       </w:r>
       <w:r>
         <w:rPr>
-          <w:b w:val="true"/>
-          <w:bCs w:val="true"/>
+          <w:b/>
+          <w:bCs/>
           <w:color w:val="583E31"/>
         </w:rPr>
         <w:t xml:space="preserve">Amerino Gatti:</w:t>
@@ -2663,8 +2662,8 @@
       </w:r>
       <w:r>
         <w:rPr>
-          <w:b w:val="true"/>
-          <w:bCs w:val="true"/>
+          <w:b/>
+          <w:bCs/>
           <w:color w:val="583E31"/>
         </w:rPr>
         <w:t xml:space="preserve">Amerino Gatti:</w:t>
@@ -2688,9 +2687,9 @@
       </w:r>
       <w:r>
         <w:rPr>
-          <w:b w:val="true"/>
-          <w:bCs w:val="true"/>
-          <w:color w:val="6600CC"/>
+          <w:b/>
+          <w:bCs/>
+          <w:color w:val="9C5DE1"/>
         </w:rPr>
         <w:t xml:space="preserve">David de Roode:</w:t>
       </w:r>
@@ -2713,8 +2712,8 @@
       </w:r>
       <w:r>
         <w:rPr>
-          <w:b w:val="true"/>
-          <w:bCs w:val="true"/>
+          <w:b/>
+          <w:bCs/>
           <w:color w:val="583E31"/>
         </w:rPr>
         <w:t xml:space="preserve">Amerino Gatti:</w:t>
@@ -2738,8 +2737,8 @@
       </w:r>
       <w:r>
         <w:rPr>
-          <w:b w:val="true"/>
-          <w:bCs w:val="true"/>
+          <w:b/>
+          <w:bCs/>
           <w:color w:val="583E31"/>
         </w:rPr>
         <w:t xml:space="preserve">Amerino Gatti:</w:t>
@@ -2763,8 +2762,8 @@
       </w:r>
       <w:r>
         <w:rPr>
-          <w:b w:val="true"/>
-          <w:bCs w:val="true"/>
+          <w:b/>
+          <w:bCs/>
           <w:color w:val="583E31"/>
         </w:rPr>
         <w:t xml:space="preserve">Amerino Gatti:</w:t>
@@ -2797,8 +2796,8 @@
       </w:r>
       <w:r>
         <w:rPr>
-          <w:b w:val="true"/>
-          <w:bCs w:val="true"/>
+          <w:b/>
+          <w:bCs/>
           <w:color w:val="583E31"/>
         </w:rPr>
         <w:t xml:space="preserve">Amerino Gatti:</w:t>
@@ -2822,9 +2821,9 @@
       </w:r>
       <w:r>
         <w:rPr>
-          <w:b w:val="true"/>
-          <w:bCs w:val="true"/>
-          <w:color w:val="6600CC"/>
+          <w:b/>
+          <w:bCs/>
+          <w:color w:val="9C5DE1"/>
         </w:rPr>
         <w:t xml:space="preserve">David de Roode:</w:t>
       </w:r>
@@ -2847,9 +2846,9 @@
       </w:r>
       <w:r>
         <w:rPr>
-          <w:b w:val="true"/>
-          <w:bCs w:val="true"/>
-          <w:color w:val="6600CC"/>
+          <w:b/>
+          <w:bCs/>
+          <w:color w:val="9C5DE1"/>
         </w:rPr>
         <w:t xml:space="preserve">David de Roode:</w:t>
       </w:r>
@@ -2872,8 +2871,8 @@
       </w:r>
       <w:r>
         <w:rPr>
-          <w:b w:val="true"/>
-          <w:bCs w:val="true"/>
+          <w:b/>
+          <w:bCs/>
           <w:color w:val="583E31"/>
         </w:rPr>
         <w:t xml:space="preserve">Amerino Gatti:</w:t>
@@ -2897,9 +2896,9 @@
       </w:r>
       <w:r>
         <w:rPr>
-          <w:b w:val="true"/>
-          <w:bCs w:val="true"/>
-          <w:color w:val="6600CC"/>
+          <w:b/>
+          <w:bCs/>
+          <w:color w:val="9C5DE1"/>
         </w:rPr>
         <w:t xml:space="preserve">David de Roode:</w:t>
       </w:r>
@@ -2922,8 +2921,8 @@
       </w:r>
       <w:r>
         <w:rPr>
-          <w:b w:val="true"/>
-          <w:bCs w:val="true"/>
+          <w:b/>
+          <w:bCs/>
           <w:color w:val="583E31"/>
         </w:rPr>
         <w:t xml:space="preserve">Amerino Gatti:</w:t>
@@ -2947,9 +2946,9 @@
       </w:r>
       <w:r>
         <w:rPr>
-          <w:b w:val="true"/>
-          <w:bCs w:val="true"/>
-          <w:color w:val="DE4A1D"/>
+          <w:b/>
+          <w:bCs/>
+          <w:color w:val="DC7D3E"/>
         </w:rPr>
         <w:t xml:space="preserve">Victoria Beard Queen:</w:t>
       </w:r>
@@ -2981,8 +2980,8 @@
       </w:r>
       <w:r>
         <w:rPr>
-          <w:b w:val="true"/>
-          <w:bCs w:val="true"/>
+          <w:b/>
+          <w:bCs/>
           <w:color w:val="583E31"/>
         </w:rPr>
         <w:t xml:space="preserve">Amerino Gatti:</w:t>
@@ -3006,9 +3005,9 @@
       </w:r>
       <w:r>
         <w:rPr>
-          <w:b w:val="true"/>
-          <w:bCs w:val="true"/>
-          <w:color w:val="DE4A1D"/>
+          <w:b/>
+          <w:bCs/>
+          <w:color w:val="DC7D3E"/>
         </w:rPr>
         <w:t xml:space="preserve">Victoria Beard Queen:</w:t>
       </w:r>
@@ -3031,8 +3030,8 @@
       </w:r>
       <w:r>
         <w:rPr>
-          <w:b w:val="true"/>
-          <w:bCs w:val="true"/>
+          <w:b/>
+          <w:bCs/>
           <w:color w:val="583E31"/>
         </w:rPr>
         <w:t xml:space="preserve">Amerino Gatti:</w:t>
@@ -3056,8 +3055,8 @@
       </w:r>
       <w:r>
         <w:rPr>
-          <w:b w:val="true"/>
-          <w:bCs w:val="true"/>
+          <w:b/>
+          <w:bCs/>
           <w:color w:val="583E31"/>
         </w:rPr>
         <w:t xml:space="preserve">Amerino Gatti:</w:t>
@@ -3081,8 +3080,8 @@
       </w:r>
       <w:r>
         <w:rPr>
-          <w:b w:val="true"/>
-          <w:bCs w:val="true"/>
+          <w:b/>
+          <w:bCs/>
           <w:color w:val="583E31"/>
         </w:rPr>
         <w:t xml:space="preserve">Amerino Gatti:</w:t>
@@ -3115,8 +3114,8 @@
       </w:r>
       <w:r>
         <w:rPr>
-          <w:b w:val="true"/>
-          <w:bCs w:val="true"/>
+          <w:b/>
+          <w:bCs/>
           <w:color w:val="583E31"/>
         </w:rPr>
         <w:t xml:space="preserve">Amerino Gatti:</w:t>
@@ -3140,8 +3139,8 @@
       </w:r>
       <w:r>
         <w:rPr>
-          <w:b w:val="true"/>
-          <w:bCs w:val="true"/>
+          <w:b/>
+          <w:bCs/>
           <w:color w:val="583E31"/>
         </w:rPr>
         <w:t xml:space="preserve">Amerino Gatti:</w:t>
@@ -3174,8 +3173,8 @@
       </w:r>
       <w:r>
         <w:rPr>
-          <w:b w:val="true"/>
-          <w:bCs w:val="true"/>
+          <w:b/>
+          <w:bCs/>
           <w:color w:val="583E31"/>
         </w:rPr>
         <w:t xml:space="preserve">Amerino Gatti:</w:t>
@@ -3199,9 +3198,9 @@
       </w:r>
       <w:r>
         <w:rPr>
-          <w:b w:val="true"/>
-          <w:bCs w:val="true"/>
-          <w:color w:val="DE4A1D"/>
+          <w:b/>
+          <w:bCs/>
+          <w:color w:val="DC7D3E"/>
         </w:rPr>
         <w:t xml:space="preserve">Victoria Beard Queen:</w:t>
       </w:r>
@@ -3224,9 +3223,9 @@
       </w:r>
       <w:r>
         <w:rPr>
-          <w:b w:val="true"/>
-          <w:bCs w:val="true"/>
-          <w:color w:val="DE4A1D"/>
+          <w:b/>
+          <w:bCs/>
+          <w:color w:val="DC7D3E"/>
         </w:rPr>
         <w:t xml:space="preserve">Victoria Beard Queen:</w:t>
       </w:r>
@@ -3249,8 +3248,8 @@
       </w:r>
       <w:r>
         <w:rPr>
-          <w:b w:val="true"/>
-          <w:bCs w:val="true"/>
+          <w:b/>
+          <w:bCs/>
           <w:color w:val="583E31"/>
         </w:rPr>
         <w:t xml:space="preserve">Amerino Gatti:</w:t>
@@ -3274,8 +3273,8 @@
       </w:r>
       <w:r>
         <w:rPr>
-          <w:b w:val="true"/>
-          <w:bCs w:val="true"/>
+          <w:b/>
+          <w:bCs/>
           <w:color w:val="583E31"/>
         </w:rPr>
         <w:t xml:space="preserve">Amerino Gatti:</w:t>
@@ -3308,8 +3307,8 @@
       </w:r>
       <w:r>
         <w:rPr>
-          <w:b w:val="true"/>
-          <w:bCs w:val="true"/>
+          <w:b/>
+          <w:bCs/>
           <w:color w:val="583E31"/>
         </w:rPr>
         <w:t xml:space="preserve">Amerino Gatti:</w:t>
@@ -3333,8 +3332,8 @@
       </w:r>
       <w:r>
         <w:rPr>
-          <w:b w:val="true"/>
-          <w:bCs w:val="true"/>
+          <w:b/>
+          <w:bCs/>
           <w:color w:val="583E31"/>
         </w:rPr>
         <w:t xml:space="preserve">Amerino Gatti:</w:t>
@@ -3367,8 +3366,8 @@
       </w:r>
       <w:r>
         <w:rPr>
-          <w:b w:val="true"/>
-          <w:bCs w:val="true"/>
+          <w:b/>
+          <w:bCs/>
           <w:color w:val="583E31"/>
         </w:rPr>
         <w:t xml:space="preserve">Amerino Gatti:</w:t>
@@ -3392,9 +3391,9 @@
       </w:r>
       <w:r>
         <w:rPr>
-          <w:b w:val="true"/>
-          <w:bCs w:val="true"/>
-          <w:color w:val="6600CC"/>
+          <w:b/>
+          <w:bCs/>
+          <w:color w:val="9C5DE1"/>
         </w:rPr>
         <w:t xml:space="preserve">David de Roode:</w:t>
       </w:r>
@@ -3417,8 +3416,8 @@
       </w:r>
       <w:r>
         <w:rPr>
-          <w:b w:val="true"/>
-          <w:bCs w:val="true"/>
+          <w:b/>
+          <w:bCs/>
           <w:color w:val="583E31"/>
         </w:rPr>
         <w:t xml:space="preserve">Amerino Gatti:</w:t>
@@ -3442,9 +3441,9 @@
       </w:r>
       <w:r>
         <w:rPr>
-          <w:b w:val="true"/>
-          <w:bCs w:val="true"/>
-          <w:color w:val="DE4A1D"/>
+          <w:b/>
+          <w:bCs/>
+          <w:color w:val="DC7D3E"/>
         </w:rPr>
         <w:t xml:space="preserve">Victoria Beard Queen:</w:t>
       </w:r>
@@ -3467,8 +3466,8 @@
       </w:r>
       <w:r>
         <w:rPr>
-          <w:b w:val="true"/>
-          <w:bCs w:val="true"/>
+          <w:b/>
+          <w:bCs/>
           <w:color w:val="583E31"/>
         </w:rPr>
         <w:t xml:space="preserve">Amerino Gatti:</w:t>
@@ -3492,9 +3491,9 @@
       </w:r>
       <w:r>
         <w:rPr>
-          <w:b w:val="true"/>
-          <w:bCs w:val="true"/>
-          <w:color w:val="DE4A1D"/>
+          <w:b/>
+          <w:bCs/>
+          <w:color w:val="DC7D3E"/>
         </w:rPr>
         <w:t xml:space="preserve">Victoria Beard Queen:</w:t>
       </w:r>
@@ -3517,8 +3516,8 @@
       </w:r>
       <w:r>
         <w:rPr>
-          <w:b w:val="true"/>
-          <w:bCs w:val="true"/>
+          <w:b/>
+          <w:bCs/>
           <w:color w:val="583E31"/>
         </w:rPr>
         <w:t xml:space="preserve">Amerino Gatti:</w:t>
@@ -3542,9 +3541,9 @@
       </w:r>
       <w:r>
         <w:rPr>
-          <w:b w:val="true"/>
-          <w:bCs w:val="true"/>
-          <w:color w:val="DE4A1D"/>
+          <w:b/>
+          <w:bCs/>
+          <w:color w:val="DC7D3E"/>
         </w:rPr>
         <w:t xml:space="preserve">Victoria Beard Queen:</w:t>
       </w:r>
@@ -3567,8 +3566,8 @@
       </w:r>
       <w:r>
         <w:rPr>
-          <w:b w:val="true"/>
-          <w:bCs w:val="true"/>
+          <w:b/>
+          <w:bCs/>
           <w:color w:val="583E31"/>
         </w:rPr>
         <w:t xml:space="preserve">Amerino Gatti:</w:t>
@@ -3592,8 +3591,8 @@
       </w:r>
       <w:r>
         <w:rPr>
-          <w:b w:val="true"/>
-          <w:bCs w:val="true"/>
+          <w:b/>
+          <w:bCs/>
           <w:color w:val="583E31"/>
         </w:rPr>
         <w:t xml:space="preserve">Amerino Gatti:</w:t>
@@ -3626,8 +3625,8 @@
       </w:r>
       <w:r>
         <w:rPr>
-          <w:b w:val="true"/>
-          <w:bCs w:val="true"/>
+          <w:b/>
+          <w:bCs/>
           <w:color w:val="583E31"/>
         </w:rPr>
         <w:t xml:space="preserve">Amerino Gatti:</w:t>
@@ -3651,8 +3650,8 @@
       </w:r>
       <w:r>
         <w:rPr>
-          <w:b w:val="true"/>
-          <w:bCs w:val="true"/>
+          <w:b/>
+          <w:bCs/>
           <w:color w:val="583E31"/>
         </w:rPr>
         <w:t xml:space="preserve">Amerino Gatti:</w:t>
@@ -3676,8 +3675,8 @@
       </w:r>
       <w:r>
         <w:rPr>
-          <w:b w:val="true"/>
-          <w:bCs w:val="true"/>
+          <w:b/>
+          <w:bCs/>
           <w:color w:val="583E31"/>
         </w:rPr>
         <w:t xml:space="preserve">Amerino Gatti:</w:t>
@@ -3710,9 +3709,9 @@
       </w:r>
       <w:r>
         <w:rPr>
-          <w:b w:val="true"/>
-          <w:bCs w:val="true"/>
-          <w:color w:val="DE4A1D"/>
+          <w:b/>
+          <w:bCs/>
+          <w:color w:val="DC7D3E"/>
         </w:rPr>
         <w:t xml:space="preserve">Victoria Beard Queen:</w:t>
       </w:r>
@@ -3735,9 +3734,9 @@
       </w:r>
       <w:r>
         <w:rPr>
-          <w:b w:val="true"/>
-          <w:bCs w:val="true"/>
-          <w:color w:val="6600CC"/>
+          <w:b/>
+          <w:bCs/>
+          <w:color w:val="9C5DE1"/>
         </w:rPr>
         <w:t xml:space="preserve">David de Roode:</w:t>
       </w:r>
@@ -3760,9 +3759,9 @@
       </w:r>
       <w:r>
         <w:rPr>
-          <w:b w:val="true"/>
-          <w:bCs w:val="true"/>
-          <w:color w:val="DE4A1D"/>
+          <w:b/>
+          <w:bCs/>
+          <w:color w:val="DC7D3E"/>
         </w:rPr>
         <w:t xml:space="preserve">Victoria Beard Queen:</w:t>
       </w:r>
@@ -3785,9 +3784,9 @@
       </w:r>
       <w:r>
         <w:rPr>
-          <w:b w:val="true"/>
-          <w:bCs w:val="true"/>
-          <w:color w:val="DE4A1D"/>
+          <w:b/>
+          <w:bCs/>
+          <w:color w:val="DC7D3E"/>
         </w:rPr>
         <w:t xml:space="preserve">Victoria Beard Queen:</w:t>
       </w:r>
@@ -3810,8 +3809,8 @@
       </w:r>
       <w:r>
         <w:rPr>
-          <w:b w:val="true"/>
-          <w:bCs w:val="true"/>
+          <w:b/>
+          <w:bCs/>
           <w:color w:val="583E31"/>
         </w:rPr>
         <w:t xml:space="preserve">Amerino Gatti:</w:t>
@@ -3835,9 +3834,9 @@
       </w:r>
       <w:r>
         <w:rPr>
-          <w:b w:val="true"/>
-          <w:bCs w:val="true"/>
-          <w:color w:val="DE4A1D"/>
+          <w:b/>
+          <w:bCs/>
+          <w:color w:val="DC7D3E"/>
         </w:rPr>
         <w:t xml:space="preserve">Victoria Beard Queen:</w:t>
       </w:r>
@@ -3860,8 +3859,8 @@
       </w:r>
       <w:r>
         <w:rPr>
-          <w:b w:val="true"/>
-          <w:bCs w:val="true"/>
+          <w:b/>
+          <w:bCs/>
           <w:color w:val="583E31"/>
         </w:rPr>
         <w:t xml:space="preserve">Amerino Gatti:</w:t>
@@ -3885,8 +3884,8 @@
       </w:r>
       <w:r>
         <w:rPr>
-          <w:b w:val="true"/>
-          <w:bCs w:val="true"/>
+          <w:b/>
+          <w:bCs/>
           <w:color w:val="583E31"/>
         </w:rPr>
         <w:t xml:space="preserve">Amerino Gatti:</w:t>
@@ -3919,9 +3918,9 @@
       </w:r>
       <w:r>
         <w:rPr>
-          <w:b w:val="true"/>
-          <w:bCs w:val="true"/>
-          <w:color w:val="DE4A1D"/>
+          <w:b/>
+          <w:bCs/>
+          <w:color w:val="DC7D3E"/>
         </w:rPr>
         <w:t xml:space="preserve">Victoria Beard Queen:</w:t>
       </w:r>
@@ -3944,9 +3943,9 @@
       </w:r>
       <w:r>
         <w:rPr>
-          <w:b w:val="true"/>
-          <w:bCs w:val="true"/>
-          <w:color w:val="6600CC"/>
+          <w:b/>
+          <w:bCs/>
+          <w:color w:val="9C5DE1"/>
         </w:rPr>
         <w:t xml:space="preserve">David de Roode:</w:t>
       </w:r>
@@ -3969,9 +3968,9 @@
       </w:r>
       <w:r>
         <w:rPr>
-          <w:b w:val="true"/>
-          <w:bCs w:val="true"/>
-          <w:color w:val="DE4A1D"/>
+          <w:b/>
+          <w:bCs/>
+          <w:color w:val="DC7D3E"/>
         </w:rPr>
         <w:t xml:space="preserve">Victoria Beard Queen:</w:t>
       </w:r>
@@ -3994,9 +3993,9 @@
       </w:r>
       <w:r>
         <w:rPr>
-          <w:b w:val="true"/>
-          <w:bCs w:val="true"/>
-          <w:color w:val="DE4A1D"/>
+          <w:b/>
+          <w:bCs/>
+          <w:color w:val="DC7D3E"/>
         </w:rPr>
         <w:t xml:space="preserve">Victoria Beard Queen:</w:t>
       </w:r>
@@ -4019,9 +4018,9 @@
       </w:r>
       <w:r>
         <w:rPr>
-          <w:b w:val="true"/>
-          <w:bCs w:val="true"/>
-          <w:color w:val="6600CC"/>
+          <w:b/>
+          <w:bCs/>
+          <w:color w:val="9C5DE1"/>
         </w:rPr>
         <w:t xml:space="preserve">David de Roode:</w:t>
       </w:r>
@@ -4044,9 +4043,9 @@
       </w:r>
       <w:r>
         <w:rPr>
-          <w:b w:val="true"/>
-          <w:bCs w:val="true"/>
-          <w:color w:val="DE4A1D"/>
+          <w:b/>
+          <w:bCs/>
+          <w:color w:val="DC7D3E"/>
         </w:rPr>
         <w:t xml:space="preserve">Victoria Beard Queen:</w:t>
       </w:r>
@@ -4069,9 +4068,9 @@
       </w:r>
       <w:r>
         <w:rPr>
-          <w:b w:val="true"/>
-          <w:bCs w:val="true"/>
-          <w:color w:val="6600CC"/>
+          <w:b/>
+          <w:bCs/>
+          <w:color w:val="9C5DE1"/>
         </w:rPr>
         <w:t xml:space="preserve">David de Roode:</w:t>
       </w:r>
@@ -4094,9 +4093,9 @@
       </w:r>
       <w:r>
         <w:rPr>
-          <w:b w:val="true"/>
-          <w:bCs w:val="true"/>
-          <w:color w:val="6600CC"/>
+          <w:b/>
+          <w:bCs/>
+          <w:color w:val="9C5DE1"/>
         </w:rPr>
         <w:t xml:space="preserve">David de Roode:</w:t>
       </w:r>
@@ -4119,9 +4118,9 @@
       </w:r>
       <w:r>
         <w:rPr>
-          <w:b w:val="true"/>
-          <w:bCs w:val="true"/>
-          <w:color w:val="DE4A1D"/>
+          <w:b/>
+          <w:bCs/>
+          <w:color w:val="DC7D3E"/>
         </w:rPr>
         <w:t xml:space="preserve">Victoria Beard Queen:</w:t>
       </w:r>
@@ -4144,8 +4143,8 @@
       </w:r>
       <w:r>
         <w:rPr>
-          <w:b w:val="true"/>
-          <w:bCs w:val="true"/>
+          <w:b/>
+          <w:bCs/>
           <w:color w:val="583E31"/>
         </w:rPr>
         <w:t xml:space="preserve">Amerino Gatti:</w:t>
@@ -4169,9 +4168,9 @@
       </w:r>
       <w:r>
         <w:rPr>
-          <w:b w:val="true"/>
-          <w:bCs w:val="true"/>
-          <w:color w:val="6600CC"/>
+          <w:b/>
+          <w:bCs/>
+          <w:color w:val="9C5DE1"/>
         </w:rPr>
         <w:t xml:space="preserve">David de Roode:</w:t>
       </w:r>
@@ -4203,8 +4202,8 @@
       </w:r>
       <w:r>
         <w:rPr>
-          <w:b w:val="true"/>
-          <w:bCs w:val="true"/>
+          <w:b/>
+          <w:bCs/>
           <w:color w:val="583E31"/>
         </w:rPr>
         <w:t xml:space="preserve">Amerino Gatti:</w:t>
@@ -4228,8 +4227,8 @@
       </w:r>
       <w:r>
         <w:rPr>
-          <w:b w:val="true"/>
-          <w:bCs w:val="true"/>
+          <w:b/>
+          <w:bCs/>
           <w:color w:val="583E31"/>
         </w:rPr>
         <w:t xml:space="preserve">Amerino Gatti:</w:t>
@@ -4253,9 +4252,9 @@
       </w:r>
       <w:r>
         <w:rPr>
-          <w:b w:val="true"/>
-          <w:bCs w:val="true"/>
-          <w:color w:val="6600CC"/>
+          <w:b/>
+          <w:bCs/>
+          <w:color w:val="9C5DE1"/>
         </w:rPr>
         <w:t xml:space="preserve">David de Roode:</w:t>
       </w:r>
@@ -4278,8 +4277,8 @@
       </w:r>
       <w:r>
         <w:rPr>
-          <w:b w:val="true"/>
-          <w:bCs w:val="true"/>
+          <w:b/>
+          <w:bCs/>
           <w:color w:val="583E31"/>
         </w:rPr>
         <w:t xml:space="preserve">Amerino Gatti:</w:t>
@@ -4303,8 +4302,8 @@
       </w:r>
       <w:r>
         <w:rPr>
-          <w:b w:val="true"/>
-          <w:bCs w:val="true"/>
+          <w:b/>
+          <w:bCs/>
           <w:color w:val="583E31"/>
         </w:rPr>
         <w:t xml:space="preserve">Amerino Gatti:</w:t>
@@ -4337,8 +4336,8 @@
       </w:r>
       <w:r>
         <w:rPr>
-          <w:b w:val="true"/>
-          <w:bCs w:val="true"/>
+          <w:b/>
+          <w:bCs/>
           <w:color w:val="583E31"/>
         </w:rPr>
         <w:t xml:space="preserve">Amerino Gatti:</w:t>
@@ -4362,9 +4361,9 @@
       </w:r>
       <w:r>
         <w:rPr>
-          <w:b w:val="true"/>
-          <w:bCs w:val="true"/>
-          <w:color w:val="6600CC"/>
+          <w:b/>
+          <w:bCs/>
+          <w:color w:val="9C5DE1"/>
         </w:rPr>
         <w:t xml:space="preserve">David de Roode:</w:t>
       </w:r>
@@ -4387,9 +4386,9 @@
       </w:r>
       <w:r>
         <w:rPr>
-          <w:b w:val="true"/>
-          <w:bCs w:val="true"/>
-          <w:color w:val="DE4A1D"/>
+          <w:b/>
+          <w:bCs/>
+          <w:color w:val="DC7D3E"/>
         </w:rPr>
         <w:t xml:space="preserve">Victoria Beard Queen:</w:t>
       </w:r>
@@ -4412,9 +4411,9 @@
       </w:r>
       <w:r>
         <w:rPr>
-          <w:b w:val="true"/>
-          <w:bCs w:val="true"/>
-          <w:color w:val="6600CC"/>
+          <w:b/>
+          <w:bCs/>
+          <w:color w:val="9C5DE1"/>
         </w:rPr>
         <w:t xml:space="preserve">David de Roode:</w:t>
       </w:r>
@@ -4437,9 +4436,9 @@
       </w:r>
       <w:r>
         <w:rPr>
-          <w:b w:val="true"/>
-          <w:bCs w:val="true"/>
-          <w:color w:val="6600CC"/>
+          <w:b/>
+          <w:bCs/>
+          <w:color w:val="9C5DE1"/>
         </w:rPr>
         <w:t xml:space="preserve">David de Roode:</w:t>
       </w:r>
@@ -4462,8 +4461,8 @@
       </w:r>
       <w:r>
         <w:rPr>
-          <w:b w:val="true"/>
-          <w:bCs w:val="true"/>
+          <w:b/>
+          <w:bCs/>
           <w:color w:val="583E31"/>
         </w:rPr>
         <w:t xml:space="preserve">Amerino Gatti:</w:t>
@@ -4487,9 +4486,9 @@
       </w:r>
       <w:r>
         <w:rPr>
-          <w:b w:val="true"/>
-          <w:bCs w:val="true"/>
-          <w:color w:val="6600CC"/>
+          <w:b/>
+          <w:bCs/>
+          <w:color w:val="9C5DE1"/>
         </w:rPr>
         <w:t xml:space="preserve">David de Roode:</w:t>
       </w:r>
@@ -4512,8 +4511,8 @@
       </w:r>
       <w:r>
         <w:rPr>
-          <w:b w:val="true"/>
-          <w:bCs w:val="true"/>
+          <w:b/>
+          <w:bCs/>
           <w:color w:val="583E31"/>
         </w:rPr>
         <w:t xml:space="preserve">Amerino Gatti:</w:t>
@@ -4546,9 +4545,9 @@
       </w:r>
       <w:r>
         <w:rPr>
-          <w:b w:val="true"/>
-          <w:bCs w:val="true"/>
-          <w:color w:val="6600CC"/>
+          <w:b/>
+          <w:bCs/>
+          <w:color w:val="9C5DE1"/>
         </w:rPr>
         <w:t xml:space="preserve">David de Roode:</w:t>
       </w:r>
@@ -4571,8 +4570,8 @@
       </w:r>
       <w:r>
         <w:rPr>
-          <w:b w:val="true"/>
-          <w:bCs w:val="true"/>
+          <w:b/>
+          <w:bCs/>
           <w:color w:val="583E31"/>
         </w:rPr>
         <w:t xml:space="preserve">Amerino Gatti:</w:t>
@@ -4596,9 +4595,9 @@
       </w:r>
       <w:r>
         <w:rPr>
-          <w:b w:val="true"/>
-          <w:bCs w:val="true"/>
-          <w:color w:val="DE4A1D"/>
+          <w:b/>
+          <w:bCs/>
+          <w:color w:val="DC7D3E"/>
         </w:rPr>
         <w:t xml:space="preserve">Victoria Beard Queen:</w:t>
       </w:r>
@@ -4621,8 +4620,8 @@
       </w:r>
       <w:r>
         <w:rPr>
-          <w:b w:val="true"/>
-          <w:bCs w:val="true"/>
+          <w:b/>
+          <w:bCs/>
           <w:color w:val="583E31"/>
         </w:rPr>
         <w:t xml:space="preserve">Amerino Gatti:</w:t>
@@ -4646,8 +4645,8 @@
       </w:r>
       <w:r>
         <w:rPr>
-          <w:b w:val="true"/>
-          <w:bCs w:val="true"/>
+          <w:b/>
+          <w:bCs/>
           <w:color w:val="583E31"/>
         </w:rPr>
         <w:t xml:space="preserve">Amerino Gatti:</w:t>
@@ -4671,9 +4670,9 @@
       </w:r>
       <w:r>
         <w:rPr>
-          <w:b w:val="true"/>
-          <w:bCs w:val="true"/>
-          <w:color w:val="6600CC"/>
+          <w:b/>
+          <w:bCs/>
+          <w:color w:val="9C5DE1"/>
         </w:rPr>
         <w:t xml:space="preserve">David de Roode:</w:t>
       </w:r>
@@ -4696,9 +4695,9 @@
       </w:r>
       <w:r>
         <w:rPr>
-          <w:b w:val="true"/>
-          <w:bCs w:val="true"/>
-          <w:color w:val="DE4A1D"/>
+          <w:b/>
+          <w:bCs/>
+          <w:color w:val="DC7D3E"/>
         </w:rPr>
         <w:t xml:space="preserve">Victoria Beard Queen:</w:t>
       </w:r>
@@ -4721,9 +4720,9 @@
       </w:r>
       <w:r>
         <w:rPr>
-          <w:b w:val="true"/>
-          <w:bCs w:val="true"/>
-          <w:color w:val="6600CC"/>
+          <w:b/>
+          <w:bCs/>
+          <w:color w:val="9C5DE1"/>
         </w:rPr>
         <w:t xml:space="preserve">David de Roode:</w:t>
       </w:r>
@@ -4733,13 +4732,53 @@
     </w:p>
     <w:sectPr>
       <w:pgSz w:w="11906" w:h="16838" w:orient="portrait"/>
-      <w:pgMar w:top="1440" w:right="1440" w:bottom="1440" w:left="1440" w:header="708" w:footer="708" w:gutter="0" w:mirrorMargins="false"/>
-      <w:cols w:space="708" w:num="1" w:sep="false"/>
+      <w:pgMar w:top="1440" w:right="1440" w:bottom="1440" w:left="1440" w:header="708" w:footer="708" w:gutter="0"/>
+      <w:pgNumType/>
       <w:docGrid w:linePitch="360"/>
-      <w:pgNumType/>
     </w:sectPr>
   </w:body>
 </w:document>
+</file>
+
+<file path=word/comments.xml><?xml version="1.0" encoding="utf-8"?>
+<w:comments xmlns:cx="http://schemas.microsoft.com/office/drawing/2014/chartex" xmlns:cx1="http://schemas.microsoft.com/office/drawing/2015/9/8/chartex" xmlns:cx2="http://schemas.microsoft.com/office/drawing/2015/10/21/chartex" xmlns:cx3="http://schemas.microsoft.com/office/drawing/2016/5/9/chartex" xmlns:cx4="http://schemas.microsoft.com/office/drawing/2016/5/10/chartex" xmlns:cx5="http://schemas.microsoft.com/office/drawing/2016/5/11/chartex" xmlns:cx6="http://schemas.microsoft.com/office/drawing/2016/5/12/chartex" xmlns:cx7="http://schemas.microsoft.com/office/drawing/2016/5/13/chartex" xmlns:cx8="http://schemas.microsoft.com/office/drawing/2016/5/14/chartex" xmlns:mc="http://schemas.openxmlformats.org/markup-compatibility/2006" xmlns:aink="http://schemas.microsoft.com/office/drawing/2016/ink" xmlns:am3d="http://schemas.microsoft.com/office/drawing/2017/model3d" xmlns:o="urn:schemas-microsoft-com:office:office" xmlns:r="http://schemas.openxmlformats.org/officeDocument/2006/relationships" xmlns:m="http://schemas.openxmlformats.org/officeDocument/2006/math" xmlns:v="urn:schemas-microsoft-com:vml" xmlns:wp14="http://schemas.microsoft.com/office/word/2010/wordprocessingDrawing" xmlns:wp="http://schemas.openxmlformats.org/drawingml/2006/wordprocessingDrawing" xmlns:w10="urn:schemas-microsoft-com:office:word" xmlns:w="http://schemas.openxmlformats.org/wordprocessingml/2006/main" xmlns:w14="http://schemas.microsoft.com/office/word/2010/wordml" xmlns:w15="http://schemas.microsoft.com/office/word/2012/wordml" xmlns:w16cex="http://schemas.microsoft.com/office/word/2018/wordml/cex" xmlns:w16cid="http://schemas.microsoft.com/office/word/2016/wordml/cid" xmlns:w16="http://schemas.microsoft.com/office/word/2018/wordml" xmlns:w16sdtdh="http://schemas.microsoft.com/office/word/2020/wordml/sdtdatahash" xmlns:w16se="http://schemas.microsoft.com/office/word/2015/wordml/symex" xmlns:wpg="http://schemas.microsoft.com/office/word/2010/wordprocessingGroup" xmlns:wpi="http://schemas.microsoft.com/office/word/2010/wordprocessingInk" xmlns:wne="http://schemas.microsoft.com/office/word/2006/wordml" xmlns:wps="http://schemas.microsoft.com/office/word/2010/wordprocessingShape"/>
+</file>
+
+<file path=word/endnotes.xml><?xml version="1.0" encoding="utf-8"?>
+<w:endnotes xmlns:wpc="http://schemas.microsoft.com/office/word/2010/wordprocessingCanvas" xmlns:mc="http://schemas.openxmlformats.org/markup-compatibility/2006" xmlns:o="urn:schemas-microsoft-com:office:office" xmlns:r="http://schemas.openxmlformats.org/officeDocument/2006/relationships" xmlns:m="http://schemas.openxmlformats.org/officeDocument/2006/math" xmlns:v="urn:schemas-microsoft-com:vml" xmlns:wp14="http://schemas.microsoft.com/office/word/2010/wordprocessingDrawing" xmlns:wp="http://schemas.openxmlformats.org/drawingml/2006/wordprocessingDrawing" xmlns:w10="urn:schemas-microsoft-com:office:word" xmlns:w="http://schemas.openxmlformats.org/wordprocessingml/2006/main" xmlns:w14="http://schemas.microsoft.com/office/word/2010/wordml" xmlns:w15="http://schemas.microsoft.com/office/word/2012/wordml" xmlns:wpg="http://schemas.microsoft.com/office/word/2010/wordprocessingGroup" xmlns:wpi="http://schemas.microsoft.com/office/word/2010/wordprocessingInk" xmlns:wne="http://schemas.microsoft.com/office/word/2006/wordml" xmlns:wps="http://schemas.microsoft.com/office/word/2010/wordprocessingShape" mc:Ignorable="w14 w15 wp14">
+  <w:endnote w:type="separator" w:id="-1">
+    <w:p>
+      <w:pPr>
+        <w:spacing w:after="0" w:line="240" w:lineRule="auto"/>
+      </w:pPr>
+      <w:r>
+        <w:rPr>
+          <w:rStyle w:val="EndnoteReference"/>
+        </w:rPr>
+        <w:endnoteRef/>
+      </w:r>
+      <w:r>
+        <w:separator/>
+      </w:r>
+    </w:p>
+  </w:endnote>
+  <w:endnote w:type="continuationSeparator" w:id="0">
+    <w:p>
+      <w:pPr>
+        <w:spacing w:after="0" w:line="240" w:lineRule="auto"/>
+      </w:pPr>
+      <w:r>
+        <w:rPr>
+          <w:rStyle w:val="EndnoteReference"/>
+        </w:rPr>
+        <w:endnoteRef/>
+      </w:r>
+      <w:r>
+        <w:continuationSeparator/>
+      </w:r>
+    </w:p>
+  </w:endnote>
+</w:endnotes>
 </file>
 
 <file path=word/footnotes.xml><?xml version="1.0" encoding="utf-8"?>
@@ -4781,92 +4820,92 @@
 
 <file path=word/numbering.xml><?xml version="1.0" encoding="utf-8"?>
 <w:numbering xmlns:wpc="http://schemas.microsoft.com/office/word/2010/wordprocessingCanvas" xmlns:mc="http://schemas.openxmlformats.org/markup-compatibility/2006" xmlns:o="urn:schemas-microsoft-com:office:office" xmlns:r="http://schemas.openxmlformats.org/officeDocument/2006/relationships" xmlns:m="http://schemas.openxmlformats.org/officeDocument/2006/math" xmlns:v="urn:schemas-microsoft-com:vml" xmlns:wp14="http://schemas.microsoft.com/office/word/2010/wordprocessingDrawing" xmlns:wp="http://schemas.openxmlformats.org/drawingml/2006/wordprocessingDrawing" xmlns:w10="urn:schemas-microsoft-com:office:word" xmlns:w="http://schemas.openxmlformats.org/wordprocessingml/2006/main" xmlns:w14="http://schemas.microsoft.com/office/word/2010/wordml" xmlns:w15="http://schemas.microsoft.com/office/word/2012/wordml" xmlns:wpg="http://schemas.microsoft.com/office/word/2010/wordprocessingGroup" xmlns:wpi="http://schemas.microsoft.com/office/word/2010/wordprocessingInk" xmlns:wne="http://schemas.microsoft.com/office/word/2006/wordml" xmlns:wps="http://schemas.microsoft.com/office/word/2010/wordprocessingShape" mc:Ignorable="w14 w15 wp14">
-  <w:abstractNum w:abstractNumId="0" w15:restartNumberingAfterBreak="0">
+  <w:abstractNum w:abstractNumId="1" w15:restartNumberingAfterBreak="0">
     <w:multiLevelType w:val="hybridMultilevel"/>
     <w:lvl w:ilvl="0" w15:tentative="1">
       <w:start w:val="1"/>
-      <w:lvlJc w:val="left"/>
       <w:numFmt w:val="bullet"/>
       <w:lvlText w:val="●"/>
+      <w:lvlJc w:val="left"/>
       <w:pPr>
         <w:ind w:left="720" w:hanging="360"/>
       </w:pPr>
     </w:lvl>
     <w:lvl w:ilvl="1" w15:tentative="1">
       <w:start w:val="1"/>
-      <w:lvlJc w:val="left"/>
       <w:numFmt w:val="bullet"/>
       <w:lvlText w:val="○"/>
+      <w:lvlJc w:val="left"/>
       <w:pPr>
         <w:ind w:left="1440" w:hanging="360"/>
       </w:pPr>
     </w:lvl>
     <w:lvl w:ilvl="2" w15:tentative="1">
       <w:start w:val="1"/>
-      <w:lvlJc w:val="left"/>
       <w:numFmt w:val="bullet"/>
       <w:lvlText w:val="■"/>
+      <w:lvlJc w:val="left"/>
       <w:pPr>
         <w:ind w:left="2160" w:hanging="360"/>
       </w:pPr>
     </w:lvl>
     <w:lvl w:ilvl="3" w15:tentative="1">
       <w:start w:val="1"/>
-      <w:lvlJc w:val="left"/>
       <w:numFmt w:val="bullet"/>
       <w:lvlText w:val="●"/>
+      <w:lvlJc w:val="left"/>
       <w:pPr>
         <w:ind w:left="2880" w:hanging="360"/>
       </w:pPr>
     </w:lvl>
     <w:lvl w:ilvl="4" w15:tentative="1">
       <w:start w:val="1"/>
-      <w:lvlJc w:val="left"/>
       <w:numFmt w:val="bullet"/>
       <w:lvlText w:val="○"/>
+      <w:lvlJc w:val="left"/>
       <w:pPr>
         <w:ind w:left="3600" w:hanging="360"/>
       </w:pPr>
     </w:lvl>
     <w:lvl w:ilvl="5" w15:tentative="1">
       <w:start w:val="1"/>
-      <w:lvlJc w:val="left"/>
       <w:numFmt w:val="bullet"/>
       <w:lvlText w:val="■"/>
+      <w:lvlJc w:val="left"/>
       <w:pPr>
         <w:ind w:left="4320" w:hanging="360"/>
       </w:pPr>
     </w:lvl>
     <w:lvl w:ilvl="6" w15:tentative="1">
       <w:start w:val="1"/>
-      <w:lvlJc w:val="left"/>
       <w:numFmt w:val="bullet"/>
       <w:lvlText w:val="●"/>
+      <w:lvlJc w:val="left"/>
       <w:pPr>
         <w:ind w:left="5040" w:hanging="360"/>
       </w:pPr>
     </w:lvl>
     <w:lvl w:ilvl="7" w15:tentative="1">
       <w:start w:val="1"/>
-      <w:lvlJc w:val="left"/>
       <w:numFmt w:val="bullet"/>
       <w:lvlText w:val="●"/>
+      <w:lvlJc w:val="left"/>
       <w:pPr>
         <w:ind w:left="5760" w:hanging="360"/>
       </w:pPr>
     </w:lvl>
     <w:lvl w:ilvl="8" w15:tentative="1">
       <w:start w:val="1"/>
-      <w:lvlJc w:val="left"/>
       <w:numFmt w:val="bullet"/>
       <w:lvlText w:val="●"/>
+      <w:lvlJc w:val="left"/>
       <w:pPr>
         <w:ind w:left="6480" w:hanging="360"/>
       </w:pPr>
     </w:lvl>
   </w:abstractNum>
-  <w:num w:numId="0">
-    <w:abstractNumId w:val="0"/>
+  <w:num w:numId="1">
+    <w:abstractNumId w:val="1"/>
     <w:lvlOverride w:ilvl="0">
       <w:startOverride w:val="1"/>
     </w:lvlOverride>
@@ -4882,94 +4921,94 @@
   </w:docDefaults>
   <w:style w:type="paragraph" w:styleId="Title">
     <w:name w:val="Title"/>
+    <w:basedOn w:val="Normal"/>
+    <w:next w:val="Normal"/>
+    <w:qFormat/>
     <w:pPr>
       <w:spacing w:after="260"/>
     </w:pPr>
     <w:rPr>
-      <w:b w:val="true"/>
-      <w:bCs w:val="true"/>
+      <w:b/>
+      <w:bCs/>
       <w:sz w:val="56"/>
       <w:szCs w:val="56"/>
     </w:rPr>
+  </w:style>
+  <w:style w:type="paragraph" w:styleId="Heading1">
+    <w:name w:val="Heading 1"/>
     <w:basedOn w:val="Normal"/>
     <w:next w:val="Normal"/>
     <w:qFormat/>
-  </w:style>
-  <w:style w:type="paragraph" w:styleId="Heading1">
-    <w:name w:val="Heading 1"/>
     <w:pPr>
-      <w:spacing w:before="120" w:after="260"/>
+      <w:spacing w:after="260" w:before="120"/>
     </w:pPr>
     <w:rPr>
-      <w:b w:val="true"/>
-      <w:bCs w:val="true"/>
+      <w:b/>
+      <w:bCs/>
       <w:sz w:val="48"/>
       <w:szCs w:val="48"/>
     </w:rPr>
+  </w:style>
+  <w:style w:type="paragraph" w:styleId="Heading2">
+    <w:name w:val="Heading 2"/>
     <w:basedOn w:val="Normal"/>
     <w:next w:val="Normal"/>
     <w:qFormat/>
-  </w:style>
-  <w:style w:type="paragraph" w:styleId="Heading2">
-    <w:name w:val="Heading 2"/>
     <w:rPr>
       <w:color w:val="2E74B5"/>
       <w:sz w:val="26"/>
       <w:szCs w:val="26"/>
     </w:rPr>
+  </w:style>
+  <w:style w:type="paragraph" w:styleId="Heading3">
+    <w:name w:val="Heading 3"/>
     <w:basedOn w:val="Normal"/>
     <w:next w:val="Normal"/>
     <w:qFormat/>
-  </w:style>
-  <w:style w:type="paragraph" w:styleId="Heading3">
-    <w:name w:val="Heading 3"/>
     <w:rPr>
       <w:color w:val="1F4D78"/>
       <w:sz w:val="24"/>
       <w:szCs w:val="24"/>
     </w:rPr>
+  </w:style>
+  <w:style w:type="paragraph" w:styleId="Heading4">
+    <w:name w:val="Heading 4"/>
     <w:basedOn w:val="Normal"/>
     <w:next w:val="Normal"/>
     <w:qFormat/>
-  </w:style>
-  <w:style w:type="paragraph" w:styleId="Heading4">
-    <w:name w:val="Heading 4"/>
     <w:rPr>
-      <w:i w:val="true"/>
-      <w:iCs w:val="true"/>
+      <w:i/>
+      <w:iCs/>
       <w:color w:val="2E74B5"/>
     </w:rPr>
+  </w:style>
+  <w:style w:type="paragraph" w:styleId="Heading5">
+    <w:name w:val="Heading 5"/>
     <w:basedOn w:val="Normal"/>
     <w:next w:val="Normal"/>
     <w:qFormat/>
-  </w:style>
-  <w:style w:type="paragraph" w:styleId="Heading5">
-    <w:name w:val="Heading 5"/>
     <w:rPr>
       <w:color w:val="2E74B5"/>
     </w:rPr>
+  </w:style>
+  <w:style w:type="paragraph" w:styleId="Heading6">
+    <w:name w:val="Heading 6"/>
     <w:basedOn w:val="Normal"/>
     <w:next w:val="Normal"/>
     <w:qFormat/>
-  </w:style>
-  <w:style w:type="paragraph" w:styleId="Heading6">
-    <w:name w:val="Heading 6"/>
     <w:rPr>
       <w:color w:val="1F4D78"/>
     </w:rPr>
+  </w:style>
+  <w:style w:type="paragraph" w:styleId="Strong">
+    <w:name w:val="Strong"/>
     <w:basedOn w:val="Normal"/>
     <w:next w:val="Normal"/>
     <w:qFormat/>
-  </w:style>
-  <w:style w:type="paragraph" w:styleId="Strong">
-    <w:name w:val="Strong"/>
     <w:rPr>
-      <w:b w:val="true"/>
-      <w:bCs w:val="true"/>
+      <w:b/>
+      <w:bCs/>
     </w:rPr>
-    <w:basedOn w:val="Normal"/>
-    <w:next w:val="Normal"/>
-    <w:qFormat/>
   </w:style>
   <w:style w:type="paragraph" w:styleId="ListParagraph">
     <w:name w:val="List Paragraph"/>
@@ -4978,26 +5017,31 @@
   </w:style>
   <w:style w:type="character" w:styleId="Hyperlink">
     <w:name w:val="Hyperlink"/>
-    <w:rPr>
-      <w:u w:val="single"/>
-      <w:color w:val="0563C1"/>
-    </w:rPr>
+    <w:basedOn w:val="DefaultParagraphFont"/>
     <w:uiPriority w:val="99"/>
     <w:unhideWhenUsed/>
-    <w:basedOn w:val="DefaultParagraphFont"/>
+    <w:rPr>
+      <w:color w:val="0563C1"/>
+      <w:u w:val="single"/>
+    </w:rPr>
   </w:style>
   <w:style w:type="character" w:styleId="FootnoteReference">
     <w:name w:val="footnote reference"/>
+    <w:basedOn w:val="DefaultParagraphFont"/>
+    <w:uiPriority w:val="99"/>
+    <w:semiHidden/>
+    <w:unhideWhenUsed/>
     <w:rPr>
       <w:vertAlign w:val="superscript"/>
     </w:rPr>
-    <w:uiPriority w:val="99"/>
-    <w:unhideWhenUsed/>
-    <w:basedOn w:val="DefaultParagraphFont"/>
-    <w:semiHidden/>
   </w:style>
   <w:style w:type="paragraph" w:styleId="FootnoteText">
     <w:name w:val="footnote text"/>
+    <w:basedOn w:val="Normal"/>
+    <w:link w:val="FootnoteTextChar"/>
+    <w:uiPriority w:val="99"/>
+    <w:semiHidden/>
+    <w:unhideWhenUsed/>
     <w:pPr>
       <w:spacing w:after="0" w:line="240" w:lineRule="auto"/>
     </w:pPr>
@@ -5005,23 +5049,55 @@
       <w:sz w:val="20"/>
       <w:szCs w:val="20"/>
     </w:rPr>
-    <w:basedOn w:val="Normal"/>
-    <w:link w:val="FootnoteTextChar"/>
-    <w:semiHidden/>
-    <w:uiPriority w:val="99"/>
-    <w:unhideWhenUsed/>
   </w:style>
   <w:style w:type="character" w:styleId="FootnoteTextChar">
     <w:name w:val="Footnote Text Char"/>
+    <w:basedOn w:val="DefaultParagraphFont"/>
+    <w:link w:val="FootnoteText"/>
+    <w:uiPriority w:val="99"/>
+    <w:semiHidden/>
+    <w:unhideWhenUsed/>
     <w:rPr>
       <w:sz w:val="20"/>
       <w:szCs w:val="20"/>
     </w:rPr>
+  </w:style>
+  <w:style w:type="character" w:styleId="EndnoteReference">
+    <w:name w:val="endnote reference"/>
+    <w:basedOn w:val="DefaultParagraphFont"/>
     <w:uiPriority w:val="99"/>
+    <w:semiHidden/>
     <w:unhideWhenUsed/>
+    <w:rPr>
+      <w:vertAlign w:val="superscript"/>
+    </w:rPr>
+  </w:style>
+  <w:style w:type="paragraph" w:styleId="EndnoteText">
+    <w:name w:val="endnote text"/>
+    <w:basedOn w:val="Normal"/>
+    <w:link w:val="EndnoteTextChar"/>
+    <w:uiPriority w:val="99"/>
+    <w:semiHidden/>
+    <w:unhideWhenUsed/>
+    <w:pPr>
+      <w:spacing w:after="0" w:line="240" w:lineRule="auto"/>
+    </w:pPr>
+    <w:rPr>
+      <w:sz w:val="20"/>
+      <w:szCs w:val="20"/>
+    </w:rPr>
+  </w:style>
+  <w:style w:type="character" w:styleId="EndnoteTextChar">
+    <w:name w:val="Endnote Text Char"/>
     <w:basedOn w:val="DefaultParagraphFont"/>
-    <w:link w:val="FootnoteText"/>
+    <w:link w:val="EndnoteText"/>
+    <w:uiPriority w:val="99"/>
     <w:semiHidden/>
+    <w:unhideWhenUsed/>
+    <w:rPr>
+      <w:sz w:val="20"/>
+      <w:szCs w:val="20"/>
+    </w:rPr>
   </w:style>
   <w:style w:type="paragraph" w:styleId="script">
     <w:name w:val="Script"/>
@@ -5037,8 +5113,8 @@
 </file>
 
 <file path=customXml/item1.xml><?xml version="1.0" encoding="utf-8"?>
-<ct:contentTypeSchema xmlns:ct="http://schemas.microsoft.com/office/2006/metadata/contentType" xmlns:ma="http://schemas.microsoft.com/office/2006/metadata/properties/metaAttributes" ct:_="" ma:_="" ma:contentTypeName="Document" ma:contentTypeID="0x0101009FA1A6C12D5787448B6C6587D08F2965" ma:contentTypeVersion="16" ma:contentTypeDescription="Create a new document." ma:contentTypeScope="" ma:versionID="f761e0c469cfbaff44f5778f0037afbe">
-  <xsd:schema xmlns:xsd="http://www.w3.org/2001/XMLSchema" xmlns:xs="http://www.w3.org/2001/XMLSchema" xmlns:p="http://schemas.microsoft.com/office/2006/metadata/properties" xmlns:ns2="3352e729-ef3a-4ad2-a915-07867a2cbda9" xmlns:ns3="afa60c69-e8fd-4ab1-8c56-0fe28cc4c33c" targetNamespace="http://schemas.microsoft.com/office/2006/metadata/properties" ma:root="true" ma:fieldsID="4112f99f01cfafd8b48e38df3bf566de" ns2:_="" ns3:_="">
+<ct:contentTypeSchema xmlns:ct="http://schemas.microsoft.com/office/2006/metadata/contentType" xmlns:ma="http://schemas.microsoft.com/office/2006/metadata/properties/metaAttributes" ct:_="" ma:_="" ma:contentTypeName="Document" ma:contentTypeID="0x0101009FA1A6C12D5787448B6C6587D08F2965" ma:contentTypeVersion="17" ma:contentTypeDescription="Create a new document." ma:contentTypeScope="" ma:versionID="f24f86ada7cafa22c6ab13bdb6555528">
+  <xsd:schema xmlns:xsd="http://www.w3.org/2001/XMLSchema" xmlns:xs="http://www.w3.org/2001/XMLSchema" xmlns:p="http://schemas.microsoft.com/office/2006/metadata/properties" xmlns:ns2="3352e729-ef3a-4ad2-a915-07867a2cbda9" xmlns:ns3="afa60c69-e8fd-4ab1-8c56-0fe28cc4c33c" targetNamespace="http://schemas.microsoft.com/office/2006/metadata/properties" ma:root="true" ma:fieldsID="7c8705d240f78acc5ebc3285b88b00f2" ns2:_="" ns3:_="">
     <xsd:import namespace="3352e729-ef3a-4ad2-a915-07867a2cbda9"/>
     <xsd:import namespace="afa60c69-e8fd-4ab1-8c56-0fe28cc4c33c"/>
     <xsd:element name="properties">
@@ -5062,6 +5138,7 @@
                 <xsd:element ref="ns3:MediaServiceLocation" minOccurs="0"/>
                 <xsd:element ref="ns3:Ready" minOccurs="0"/>
                 <xsd:element ref="ns3:MediaServiceSearchProperties" minOccurs="0"/>
+                <xsd:element ref="ns3:MediaServiceBillingMetadata" minOccurs="0"/>
               </xsd:all>
             </xsd:complexType>
           </xsd:element>
@@ -5173,6 +5250,11 @@
       </xsd:simpleType>
     </xsd:element>
     <xsd:element name="MediaServiceSearchProperties" ma:index="23" nillable="true" ma:displayName="MediaServiceSearchProperties" ma:hidden="true" ma:internalName="MediaServiceSearchProperties" ma:readOnly="true">
+      <xsd:simpleType>
+        <xsd:restriction base="dms:Note"/>
+      </xsd:simpleType>
+    </xsd:element>
+    <xsd:element name="MediaServiceBillingMetadata" ma:index="24" nillable="true" ma:displayName="MediaServiceBillingMetadata" ma:hidden="true" ma:internalName="MediaServiceBillingMetadata" ma:readOnly="true">
       <xsd:simpleType>
         <xsd:restriction base="dms:Note"/>
       </xsd:simpleType>
@@ -5289,23 +5371,23 @@
 <file path=customXml/item3.xml><?xml version="1.0" encoding="utf-8"?>
 <p:properties xmlns:p="http://schemas.microsoft.com/office/2006/metadata/properties" xmlns:xsi="http://www.w3.org/2001/XMLSchema-instance" xmlns:pc="http://schemas.microsoft.com/office/infopath/2007/PartnerControls">
   <documentManagement>
-    <TaxCatchAll xmlns="3352e729-ef3a-4ad2-a915-07867a2cbda9" xsi:nil="true"/>
     <lcf76f155ced4ddcb4097134ff3c332f xmlns="afa60c69-e8fd-4ab1-8c56-0fe28cc4c33c">
       <Terms xmlns="http://schemas.microsoft.com/office/infopath/2007/PartnerControls"/>
     </lcf76f155ced4ddcb4097134ff3c332f>
+    <TaxCatchAll xmlns="3352e729-ef3a-4ad2-a915-07867a2cbda9" xsi:nil="true"/>
     <Ready xmlns="afa60c69-e8fd-4ab1-8c56-0fe28cc4c33c">true</Ready>
   </documentManagement>
 </p:properties>
 </file>
 
 <file path=customXml/itemProps1.xml><?xml version="1.0" encoding="utf-8"?>
-<ds:datastoreItem xmlns:ds="http://schemas.openxmlformats.org/officeDocument/2006/customXml" ds:itemID="{8D9B37E9-0CDE-45B7-9C80-4E62152A4803}"/>
+<ds:datastoreItem xmlns:ds="http://schemas.openxmlformats.org/officeDocument/2006/customXml" ds:itemID="{EDBC817A-EC7B-42D4-A66F-A3C45538267E}"/>
 </file>
 
 <file path=customXml/itemProps2.xml><?xml version="1.0" encoding="utf-8"?>
-<ds:datastoreItem xmlns:ds="http://schemas.openxmlformats.org/officeDocument/2006/customXml" ds:itemID="{3996924C-9E61-49C1-B1F1-6B4E4DC421E2}"/>
+<ds:datastoreItem xmlns:ds="http://schemas.openxmlformats.org/officeDocument/2006/customXml" ds:itemID="{E76A55A5-A952-4E7A-845F-766E0FC71C64}"/>
 </file>
 
 <file path=customXml/itemProps3.xml><?xml version="1.0" encoding="utf-8"?>
-<ds:datastoreItem xmlns:ds="http://schemas.openxmlformats.org/officeDocument/2006/customXml" ds:itemID="{E2E179FE-123D-42F2-BDBB-2515122E93E0}"/>
+<ds:datastoreItem xmlns:ds="http://schemas.openxmlformats.org/officeDocument/2006/customXml" ds:itemID="{7030EEDA-5412-454D-9111-08C0BD92B8A7}"/>
 </file>